--- a/kb-sagyu/drafts/인사규정_전부개정안_사규서식.docx
+++ b/kb-sagyu/drafts/인사규정_전부개정안_사규서식.docx
@@ -294,74 +294,8 @@
           <w:b w:val="0"/>
           <w:sz w:val="22"/>
         </w:rPr>
-        <w:t>② 직원은 임면사항을 준수하여야 하며, 이에 대하여 이의를 제기할 수 없다.</w:t>
-      </w:r>
-    </w:p>
-    <w:p>
-      <w:pPr>
-        <w:spacing w:line="400" w:lineRule="exact" w:before="0" w:after="0"/>
-      </w:pPr>
-    </w:p>
-    <w:p>
-      <w:pPr>
-        <w:spacing w:line="400" w:lineRule="exact" w:before="0" w:after="0"/>
-        <w:ind w:left="190" w:hanging="190"/>
-      </w:pPr>
-      <w:r>
-        <w:rPr>
-          <w:rFonts w:ascii="KB금융 본문체 Light" w:hAnsi="KB금융 본문체 Light" w:eastAsia="KB금융 본문체 Light"/>
-          <w:b/>
-          <w:sz w:val="22"/>
-        </w:rPr>
-        <w:t>제6조(직급·호봉·직위 및 호칭의 부여)</w:t>
-      </w:r>
-      <w:r>
-        <w:rPr>
-          <w:rFonts w:ascii="KB금융 본문체 Light" w:hAnsi="KB금융 본문체 Light" w:eastAsia="KB금융 본문체 Light"/>
-          <w:b w:val="0"/>
-          <w:sz w:val="22"/>
-        </w:rPr>
-        <w:t xml:space="preserve"> ① 직원의 직급, 최저호봉, 직위 및 호칭은 [별표 제3호]와 같이 구분하여 부여할 수 있다.</w:t>
-      </w:r>
-    </w:p>
-    <w:p>
-      <w:pPr>
-        <w:spacing w:line="400" w:lineRule="exact" w:before="0" w:after="0"/>
-        <w:ind w:left="200"/>
-      </w:pPr>
-      <w:r>
-        <w:rPr>
-          <w:rFonts w:ascii="KB금융 본문체 Light" w:hAnsi="KB금융 본문체 Light" w:eastAsia="KB금융 본문체 Light"/>
-          <w:b w:val="0"/>
-          <w:sz w:val="22"/>
-        </w:rPr>
-        <w:t>② 직원의 직급, 호봉, 직위는 대표이사가 부여한다.</w:t>
-      </w:r>
-    </w:p>
-    <w:p>
-      <w:pPr>
-        <w:spacing w:line="400" w:lineRule="exact" w:before="0" w:after="0"/>
-        <w:ind w:left="200"/>
-      </w:pPr>
-      <w:r>
-        <w:rPr>
-          <w:rFonts w:ascii="KB금융 본문체 Light" w:hAnsi="KB금융 본문체 Light" w:eastAsia="KB금융 본문체 Light"/>
-          <w:b w:val="0"/>
-          <w:sz w:val="22"/>
-        </w:rPr>
-        <w:t>③ 제1항에도 불구하고 대표이사가 필요하다고 인정하는 경우에는 부점장 중 업무부문별 본부장을, 직원 중 팀장을 임면할 수 있으며, 직책수당 등 세부사항은 별도로 정하는 바에 따른다.</w:t>
-      </w:r>
-    </w:p>
-    <w:p>
-      <w:pPr>
-        <w:spacing w:line="400" w:lineRule="exact" w:before="0" w:after="0"/>
-      </w:pPr>
-    </w:p>
-    <w:p>
-      <w:pPr>
-        <w:spacing w:line="400" w:lineRule="exact" w:before="0" w:after="0"/>
-        <w:ind w:left="200"/>
-      </w:pPr>
+        <w:t xml:space="preserve">② 직원은 임면사항을 준수하여야 하며, 이에 대하여 이의를 제기할 수 없다. </w:t>
+      </w:r>
       <w:r>
         <w:rPr>
           <w:rFonts w:ascii="KB금융 본문체 Light" w:hAnsi="KB금융 본문체 Light" w:eastAsia="KB금융 본문체 Light"/>
@@ -369,7 +303,7 @@
           <w:color w:val="C03030"/>
           <w:sz w:val="18"/>
         </w:rPr>
-        <w:t>&lt;검토 표시: 종전 본문 안 직급 구분표는 [별표 제3호]로 이동 — 문서 끝 별표 참조&gt;</w:t>
+        <w:t>&lt;검토 의견 1: 법정 구제절차와 충돌 소지 — 별지 참조&gt;</w:t>
       </w:r>
     </w:p>
     <w:p>
@@ -388,15 +322,15 @@
           <w:b/>
           <w:sz w:val="22"/>
         </w:rPr>
-        <w:t>제7조(역직 등)</w:t>
-      </w:r>
-      <w:r>
-        <w:rPr>
-          <w:rFonts w:ascii="KB금융 본문체 Light" w:hAnsi="KB금융 본문체 Light" w:eastAsia="KB금융 본문체 Light"/>
-          <w:b w:val="0"/>
-          <w:sz w:val="22"/>
-        </w:rPr>
-        <w:t xml:space="preserve"> ① 조사역은 부실점 소속으로 단위조직의 장을 보좌하며 소관업무를 수행한다.</w:t>
+        <w:t>제6조(직급·호봉·직위 및 호칭의 부여)</w:t>
+      </w:r>
+      <w:r>
+        <w:rPr>
+          <w:rFonts w:ascii="KB금융 본문체 Light" w:hAnsi="KB금융 본문체 Light" w:eastAsia="KB금융 본문체 Light"/>
+          <w:b w:val="0"/>
+          <w:sz w:val="22"/>
+        </w:rPr>
+        <w:t xml:space="preserve"> ① 직원의 직급, 최저호봉, 직위 및 호칭은 [별표 제3호]와 같이 구분한다.</w:t>
       </w:r>
     </w:p>
     <w:p>
@@ -410,22 +344,33 @@
           <w:b w:val="0"/>
           <w:sz w:val="22"/>
         </w:rPr>
-        <w:t>② 후선보임역은 다음 각 호와 같다.</w:t>
-      </w:r>
-    </w:p>
-    <w:p>
-      <w:pPr>
-        <w:spacing w:line="400" w:lineRule="exact" w:before="0" w:after="0"/>
-        <w:ind w:left="400"/>
-      </w:pPr>
-      <w:r>
-        <w:rPr>
-          <w:rFonts w:ascii="KB금융 본문체 Light" w:hAnsi="KB금융 본문체 Light" w:eastAsia="KB금융 본문체 Light"/>
-          <w:b w:val="0"/>
-          <w:sz w:val="22"/>
-        </w:rPr>
-        <w:t xml:space="preserve">1. 업무추진역 : 업적부진, 제평가 불량, 그 밖의 사유로 후선배치가 필요한 직원 </w:t>
-      </w:r>
+        <w:t>② 직원의 직급, 호봉, 직위는 대표이사가 부여한다.</w:t>
+      </w:r>
+    </w:p>
+    <w:p>
+      <w:pPr>
+        <w:spacing w:line="400" w:lineRule="exact" w:before="0" w:after="0"/>
+        <w:ind w:left="200"/>
+      </w:pPr>
+      <w:r>
+        <w:rPr>
+          <w:rFonts w:ascii="KB금융 본문체 Light" w:hAnsi="KB금융 본문체 Light" w:eastAsia="KB금융 본문체 Light"/>
+          <w:b w:val="0"/>
+          <w:sz w:val="22"/>
+        </w:rPr>
+        <w:t>③ 제1항에도 불구하고 대표이사가 필요하다고 인정하는 경우에는 부점장 중 업무부문별 본부장을, 직원 중 팀장을 임면할 수 있으며, 직책수당 등 세부사항은 「보수 및 퇴직금 규정」에서 정하는 바에 따른다.</w:t>
+      </w:r>
+    </w:p>
+    <w:p>
+      <w:pPr>
+        <w:spacing w:line="400" w:lineRule="exact" w:before="0" w:after="0"/>
+      </w:pPr>
+    </w:p>
+    <w:p>
+      <w:pPr>
+        <w:spacing w:line="400" w:lineRule="exact" w:before="0" w:after="0"/>
+        <w:ind w:left="200"/>
+      </w:pPr>
       <w:r>
         <w:rPr>
           <w:rFonts w:ascii="KB금융 본문체 Light" w:hAnsi="KB금융 본문체 Light" w:eastAsia="KB금융 본문체 Light"/>
@@ -433,7 +378,48 @@
           <w:color w:val="C03030"/>
           <w:sz w:val="18"/>
         </w:rPr>
-        <w:t>&lt;확인 요망: 원문에 '제평가'와 '재평가'가 혼용되어 '제평가(諸評價)'로 통일 — 용어 확정 필요&gt;</w:t>
+        <w:t>&lt;검토 표시: 종전 본문 안 직급 구분표는 [별표 제3호]로 이동 — 문서 끝 별표 참조&gt;</w:t>
+      </w:r>
+    </w:p>
+    <w:p>
+      <w:pPr>
+        <w:spacing w:line="400" w:lineRule="exact" w:before="0" w:after="0"/>
+      </w:pPr>
+    </w:p>
+    <w:p>
+      <w:pPr>
+        <w:spacing w:line="400" w:lineRule="exact" w:before="0" w:after="0"/>
+        <w:ind w:left="190" w:hanging="190"/>
+      </w:pPr>
+      <w:r>
+        <w:rPr>
+          <w:rFonts w:ascii="KB금융 본문체 Light" w:hAnsi="KB금융 본문체 Light" w:eastAsia="KB금융 본문체 Light"/>
+          <w:b/>
+          <w:sz w:val="22"/>
+        </w:rPr>
+        <w:t>제7조(역직 등)</w:t>
+      </w:r>
+      <w:r>
+        <w:rPr>
+          <w:rFonts w:ascii="KB금융 본문체 Light" w:hAnsi="KB금융 본문체 Light" w:eastAsia="KB금융 본문체 Light"/>
+          <w:b w:val="0"/>
+          <w:sz w:val="22"/>
+        </w:rPr>
+        <w:t xml:space="preserve"> ① 조사역은 부실점 소속으로 단위조직의 장을 보좌하며 소관업무를 수행한다.</w:t>
+      </w:r>
+    </w:p>
+    <w:p>
+      <w:pPr>
+        <w:spacing w:line="400" w:lineRule="exact" w:before="0" w:after="0"/>
+        <w:ind w:left="200"/>
+      </w:pPr>
+      <w:r>
+        <w:rPr>
+          <w:rFonts w:ascii="KB금융 본문체 Light" w:hAnsi="KB금융 본문체 Light" w:eastAsia="KB금융 본문체 Light"/>
+          <w:b w:val="0"/>
+          <w:sz w:val="22"/>
+        </w:rPr>
+        <w:t>② 후선보임역은 다음 각 호와 같다.</w:t>
       </w:r>
     </w:p>
     <w:p>
@@ -447,6 +433,29 @@
           <w:b w:val="0"/>
           <w:sz w:val="22"/>
         </w:rPr>
+        <w:t xml:space="preserve">1. 업무추진역 : 업적부진, 제평가 불량, 그 밖의 사유로 후선배치가 필요한 직원 </w:t>
+      </w:r>
+      <w:r>
+        <w:rPr>
+          <w:rFonts w:ascii="KB금융 본문체 Light" w:hAnsi="KB금융 본문체 Light" w:eastAsia="KB금융 본문체 Light"/>
+          <w:b w:val="0"/>
+          <w:color w:val="C03030"/>
+          <w:sz w:val="18"/>
+        </w:rPr>
+        <w:t>&lt;확인 요망: 원문의 '제평가/재평가' 혼용을 '제평가(諸評價)'로 통일 — 용어 확정 필요&gt;</w:t>
+      </w:r>
+    </w:p>
+    <w:p>
+      <w:pPr>
+        <w:spacing w:line="400" w:lineRule="exact" w:before="0" w:after="0"/>
+        <w:ind w:left="400"/>
+      </w:pPr>
+      <w:r>
+        <w:rPr>
+          <w:rFonts w:ascii="KB금융 본문체 Light" w:hAnsi="KB금융 본문체 Light" w:eastAsia="KB금융 본문체 Light"/>
+          <w:b w:val="0"/>
+          <w:sz w:val="22"/>
+        </w:rPr>
         <w:t>2. 상담역 : 실적부진, 제평가 불량 업무추진역</w:t>
       </w:r>
     </w:p>
@@ -544,7 +553,16 @@
           <w:b w:val="0"/>
           <w:sz w:val="22"/>
         </w:rPr>
-        <w:t>② 업무상 또는 업무 외의 사유로 직원이 휴직한 기간에 대하여 회사가 이를 승인한 경우에는 그 기간을 근속연수에 산입하며, 다음 각 호의 어느 하나에 해당하는 기간도 근속기간에 산입한다.</w:t>
+        <w:t xml:space="preserve">② 다음 각 호의 어느 하나에 해당하는 휴직기간은 근속연수에 산입한다. </w:t>
+      </w:r>
+      <w:r>
+        <w:rPr>
+          <w:rFonts w:ascii="KB금융 본문체 Light" w:hAnsi="KB금융 본문체 Light" w:eastAsia="KB금융 본문체 Light"/>
+          <w:b w:val="0"/>
+          <w:color w:val="C03030"/>
+          <w:sz w:val="18"/>
+        </w:rPr>
+        <w:t>&lt;확인 요망: 현행 전단("회사가 승인한 경우 산입")과 후단(열거 산입)이 충돌하여 열거 구조로 재편 — 제1호가 현행 전단의 취지, 맞는지 확인&gt;</w:t>
       </w:r>
     </w:p>
     <w:p>
@@ -558,7 +576,7 @@
           <w:b w:val="0"/>
           <w:sz w:val="22"/>
         </w:rPr>
-        <w:t>1. 입영휴직, 업무상 부상, 업무상 질병(결핵성 폐질환을 포함한다) 및 전염성 B형간염(최초 발병일부터 1년 이내의 기간)으로 인한 휴직, 육아휴직(출산휴가기간을 포함하여 1년 이내의 기간)</w:t>
+        <w:t>1. 업무상 또는 업무 외의 사유로 휴직한 기간으로서 회사가 근속연수 산입을 승인한 기간</w:t>
       </w:r>
     </w:p>
     <w:p>
@@ -572,7 +590,21 @@
           <w:b w:val="0"/>
           <w:sz w:val="22"/>
         </w:rPr>
-        <w:t>2. 학위취득 휴직직원이 회사업무와 관련된 분야에서 석사 또는 박사 학위를 취득한 경우 각 2년 이내의 휴직기간</w:t>
+        <w:t>2. 입영휴직, 업무상 부상, 업무상 질병(결핵성 폐질환을 포함한다) 및 전염성 B형간염(최초 발병일부터 1년 이내의 기간)으로 인한 휴직, 육아휴직(출산휴가기간을 포함하여 1년 이내의 기간)</w:t>
+      </w:r>
+    </w:p>
+    <w:p>
+      <w:pPr>
+        <w:spacing w:line="400" w:lineRule="exact" w:before="0" w:after="0"/>
+        <w:ind w:left="400"/>
+      </w:pPr>
+      <w:r>
+        <w:rPr>
+          <w:rFonts w:ascii="KB금융 본문체 Light" w:hAnsi="KB금융 본문체 Light" w:eastAsia="KB금융 본문체 Light"/>
+          <w:b w:val="0"/>
+          <w:sz w:val="22"/>
+        </w:rPr>
+        <w:t>3. 학위취득 휴직직원이 회사업무와 관련된 분야에서 석사 또는 박사 학위를 취득한 경우 각 2년 이내의 휴직기간</w:t>
       </w:r>
     </w:p>
     <w:p>
@@ -599,7 +631,7 @@
           <w:b w:val="0"/>
           <w:sz w:val="22"/>
         </w:rPr>
-        <w:t xml:space="preserve"> 직원은 따로 정하는 바에 따라 회사를 피보험자로 하는 신원보증보험에 가입하여야 한다.</w:t>
+        <w:t xml:space="preserve"> 직원은 「인사규정 시행지침」에서 정하는 바에 따라 회사를 피보험자로 하는 신원보증보험에 가입하여야 한다.</w:t>
       </w:r>
     </w:p>
     <w:p>
@@ -626,7 +658,119 @@
           <w:b w:val="0"/>
           <w:sz w:val="22"/>
         </w:rPr>
-        <w:t xml:space="preserve"> 직원의 인사관리상 필요한 사항을 심의하기 위하여 인사심의회를 설치·운영할 수 있다.</w:t>
+        <w:t xml:space="preserve"> ① 직원의 인사관리에 관한 다음 각 호의 사항을 심의하기 위하여 인사심의회를 둔다.</w:t>
+      </w:r>
+    </w:p>
+    <w:p>
+      <w:pPr>
+        <w:spacing w:line="400" w:lineRule="exact" w:before="0" w:after="0"/>
+        <w:ind w:left="400"/>
+      </w:pPr>
+      <w:r>
+        <w:rPr>
+          <w:rFonts w:ascii="KB금융 본문체 Light" w:hAnsi="KB금융 본문체 Light" w:eastAsia="KB금융 본문체 Light"/>
+          <w:b w:val="0"/>
+          <w:sz w:val="22"/>
+        </w:rPr>
+        <w:t>1. 포상 및 징계에 관한 사항</w:t>
+      </w:r>
+    </w:p>
+    <w:p>
+      <w:pPr>
+        <w:spacing w:line="400" w:lineRule="exact" w:before="0" w:after="0"/>
+        <w:ind w:left="400"/>
+      </w:pPr>
+      <w:r>
+        <w:rPr>
+          <w:rFonts w:ascii="KB금융 본문체 Light" w:hAnsi="KB금융 본문체 Light" w:eastAsia="KB금융 본문체 Light"/>
+          <w:b w:val="0"/>
+          <w:sz w:val="22"/>
+        </w:rPr>
+        <w:t>2. 특별승급 및 특별승격에 관한 사항</w:t>
+      </w:r>
+    </w:p>
+    <w:p>
+      <w:pPr>
+        <w:spacing w:line="400" w:lineRule="exact" w:before="0" w:after="0"/>
+        <w:ind w:left="400"/>
+      </w:pPr>
+      <w:r>
+        <w:rPr>
+          <w:rFonts w:ascii="KB금융 본문체 Light" w:hAnsi="KB금융 본문체 Light" w:eastAsia="KB금융 본문체 Light"/>
+          <w:b w:val="0"/>
+          <w:sz w:val="22"/>
+        </w:rPr>
+        <w:t>3. 승격·승진의 기준에 관한 사항</w:t>
+      </w:r>
+    </w:p>
+    <w:p>
+      <w:pPr>
+        <w:spacing w:line="400" w:lineRule="exact" w:before="0" w:after="0"/>
+        <w:ind w:left="400"/>
+      </w:pPr>
+      <w:r>
+        <w:rPr>
+          <w:rFonts w:ascii="KB금융 본문체 Light" w:hAnsi="KB금융 본문체 Light" w:eastAsia="KB금융 본문체 Light"/>
+          <w:b w:val="0"/>
+          <w:sz w:val="22"/>
+        </w:rPr>
+        <w:t>4. 희망퇴직에 관한 사항</w:t>
+      </w:r>
+    </w:p>
+    <w:p>
+      <w:pPr>
+        <w:spacing w:line="400" w:lineRule="exact" w:before="0" w:after="0"/>
+        <w:ind w:left="400"/>
+      </w:pPr>
+      <w:r>
+        <w:rPr>
+          <w:rFonts w:ascii="KB금융 본문체 Light" w:hAnsi="KB금융 본문체 Light" w:eastAsia="KB금융 본문체 Light"/>
+          <w:b w:val="0"/>
+          <w:sz w:val="22"/>
+        </w:rPr>
+        <w:t>5. 당연면직에 관한 사항</w:t>
+      </w:r>
+    </w:p>
+    <w:p>
+      <w:pPr>
+        <w:spacing w:line="400" w:lineRule="exact" w:before="0" w:after="0"/>
+        <w:ind w:left="400"/>
+      </w:pPr>
+      <w:r>
+        <w:rPr>
+          <w:rFonts w:ascii="KB금융 본문체 Light" w:hAnsi="KB금융 본문체 Light" w:eastAsia="KB금융 본문체 Light"/>
+          <w:b w:val="0"/>
+          <w:sz w:val="22"/>
+        </w:rPr>
+        <w:t>6. 사고로 인한 피해금액의 변상처리에 관한 사항</w:t>
+      </w:r>
+    </w:p>
+    <w:p>
+      <w:pPr>
+        <w:spacing w:line="400" w:lineRule="exact" w:before="0" w:after="0"/>
+        <w:ind w:left="400"/>
+      </w:pPr>
+      <w:r>
+        <w:rPr>
+          <w:rFonts w:ascii="KB금융 본문체 Light" w:hAnsi="KB금융 본문체 Light" w:eastAsia="KB금융 본문체 Light"/>
+          <w:b w:val="0"/>
+          <w:sz w:val="22"/>
+        </w:rPr>
+        <w:t>7. 그 밖에 인사업무와 관련하여 대표이사가 부의하는 사항</w:t>
+      </w:r>
+    </w:p>
+    <w:p>
+      <w:pPr>
+        <w:spacing w:line="400" w:lineRule="exact" w:before="0" w:after="0"/>
+        <w:ind w:left="200"/>
+      </w:pPr>
+      <w:r>
+        <w:rPr>
+          <w:rFonts w:ascii="KB금융 본문체 Light" w:hAnsi="KB금융 본문체 Light" w:eastAsia="KB금융 본문체 Light"/>
+          <w:b w:val="0"/>
+          <w:sz w:val="22"/>
+        </w:rPr>
+        <w:t>② 인사심의회의 구성·운영에 필요한 사항은 「인사규정 시행지침」으로 정한다.</w:t>
       </w:r>
     </w:p>
     <w:p>
@@ -672,7 +816,7 @@
           <w:b w:val="0"/>
           <w:sz w:val="22"/>
         </w:rPr>
-        <w:t xml:space="preserve"> ① 직원의 채용은 일정한 자격을 갖춘 사람을 채용함을 원칙으로 한다.</w:t>
+        <w:t xml:space="preserve"> ① 직원은 「인사규정 시행지침」에서 정하는 자격을 갖춘 사람 중에서 채용함을 원칙으로 한다.</w:t>
       </w:r>
     </w:p>
     <w:p>
@@ -686,7 +830,7 @@
           <w:b w:val="0"/>
           <w:sz w:val="22"/>
         </w:rPr>
-        <w:t>② 채용방법 및 자격에 관한 사항은 별도로 정하는 바에 따른다.</w:t>
+        <w:t>② 채용의 방법·기준 및 절차에 관한 사항은 「인사규정 시행지침」으로 정한다.</w:t>
       </w:r>
     </w:p>
     <w:p>
@@ -713,7 +857,16 @@
           <w:b w:val="0"/>
           <w:sz w:val="22"/>
         </w:rPr>
-        <w:t xml:space="preserve"> 다음 각 호의 어느 하나에 해당하는 사람은 채용하지 아니한다.</w:t>
+        <w:t xml:space="preserve"> 다음 각 호의 어느 하나에 해당하는 사람은 채용하지 아니하며, 채용 후에 결격사유가 발견된 때에는 채용을 취소할 수 있다. </w:t>
+      </w:r>
+      <w:r>
+        <w:rPr>
+          <w:rFonts w:ascii="KB금융 본문체 Light" w:hAnsi="KB금융 본문체 Light" w:eastAsia="KB금융 본문체 Light"/>
+          <w:b w:val="0"/>
+          <w:color w:val="C03030"/>
+          <w:sz w:val="18"/>
+        </w:rPr>
+        <w:t>&lt;검토 의견 4: 채용 후 취소 근거 신설(한전KDN 인사규정 제13조 참고) — 별지 참조&gt;</w:t>
       </w:r>
     </w:p>
     <w:p>
@@ -893,7 +1046,7 @@
           <w:b w:val="0"/>
           <w:sz w:val="22"/>
         </w:rPr>
-        <w:t>② 수습기간 중 채용상의 결격사유가 발생하는 경우에는 채용을 취소할 수 있다.</w:t>
+        <w:t>② 수습기간 중 채용상의 결격사유가 발견되거나 발생한 경우에는 채용을 취소할 수 있다.</w:t>
       </w:r>
     </w:p>
     <w:p>
@@ -1007,7 +1160,16 @@
           <w:b w:val="0"/>
           <w:sz w:val="22"/>
         </w:rPr>
-        <w:t xml:space="preserve"> 직원의 호봉이 「보수 및 퇴직금 규정」에서 정하는 최고호봉에 도달한 때에는 초과 근무기간에도 불구하고 승급을 정지한다.</w:t>
+        <w:t xml:space="preserve"> 직원의 호봉이 「보수 및 퇴직금 규정」의 기준급표([별표 제1호])에서 정한 해당 직급의 최고호봉에 도달한 때에는 초과 근무기간에도 불구하고 승급을 정지한다. </w:t>
+      </w:r>
+      <w:r>
+        <w:rPr>
+          <w:rFonts w:ascii="KB금융 본문체 Light" w:hAnsi="KB금융 본문체 Light" w:eastAsia="KB금융 본문체 Light"/>
+          <w:b w:val="0"/>
+          <w:color w:val="C03030"/>
+          <w:sz w:val="18"/>
+        </w:rPr>
+        <w:t>&lt;확인 요망: '최고호봉'의 명문 정의가 「보수 및 퇴직금 규정」에 없어 기준급표 상한을 근거로 명시 — 해석 맞는지 확인&gt;</w:t>
       </w:r>
     </w:p>
     <w:p>
@@ -1076,7 +1238,7 @@
           <w:b w:val="0"/>
           <w:sz w:val="22"/>
         </w:rPr>
-        <w:t>3. 그 밖에 필요에 따라 부득이하다고 인정하는 경우</w:t>
+        <w:t>3. 그 밖에 제1호 및 제2호에 준하는 사유로 부득이하다고 인정하는 경우</w:t>
       </w:r>
     </w:p>
     <w:p>
@@ -1219,7 +1381,16 @@
           <w:b w:val="0"/>
           <w:sz w:val="22"/>
         </w:rPr>
-        <w:t>② 정직·휴직·결근·대기 기간과 「인사규정 시행지침」에 따른 승격·승급 불허기간은 승격 소요 최저연수에 가산한다.</w:t>
+        <w:t xml:space="preserve">② 정직·휴직·결근·대기 기간과 「인사규정 시행지침」에 따른 승급·승진 제한기간은 승격 소요 최저연수에 가산한다. </w:t>
+      </w:r>
+      <w:r>
+        <w:rPr>
+          <w:rFonts w:ascii="KB금융 본문체 Light" w:hAnsi="KB금융 본문체 Light" w:eastAsia="KB금융 본문체 Light"/>
+          <w:b w:val="0"/>
+          <w:color w:val="C03030"/>
+          <w:sz w:val="18"/>
+        </w:rPr>
+        <w:t>&lt;확인 요망: 현행 '승격·승급불허 기간' ↔ 시행지침 제25조 '승급·승진 제한기간' 용어 불일치 — 지침 용어로 맞춤, 취지 확인&gt;</w:t>
       </w:r>
     </w:p>
     <w:p>
@@ -1274,7 +1445,7 @@
           <w:b w:val="0"/>
           <w:sz w:val="22"/>
         </w:rPr>
-        <w:t xml:space="preserve"> 승격·승진의 기준은 이 규정, 「성과관리규정」 등을 기준으로 인사심의회에서 정하는 바에 따른다.</w:t>
+        <w:t xml:space="preserve"> 승격·승진의 기준은 이 규정과 「성과관리규정」 등을 기준으로 인사심의회의 심의를 거쳐 대표이사가 정한다.</w:t>
       </w:r>
     </w:p>
     <w:p>
@@ -1384,7 +1555,7 @@
           <w:b w:val="0"/>
           <w:sz w:val="22"/>
         </w:rPr>
-        <w:t>3. 그 밖에 필요에 따라 부득이하다고 인정하는 경우</w:t>
+        <w:t>3. 그 밖에 제1호 및 제2호에 준하는 사유로 부득이하다고 인정하는 경우</w:t>
       </w:r>
     </w:p>
     <w:p>
@@ -1599,7 +1770,16 @@
           <w:b w:val="0"/>
           <w:sz w:val="22"/>
         </w:rPr>
-        <w:t>② 직원의 정년은 60세로 한다. 다만, 임금피크제를 적용받는 직원에 한정하여 정년을 별도로 정할 수 있다.</w:t>
+        <w:t xml:space="preserve">② 직원의 정년은 60세로 한다. 다만, 임금피크제를 적용받는 직원의 정년에 관하여는 「선임직원 운영지침」에서 정하는 바에 따른다. </w:t>
+      </w:r>
+      <w:r>
+        <w:rPr>
+          <w:rFonts w:ascii="KB금융 본문체 Light" w:hAnsi="KB금융 본문체 Light" w:eastAsia="KB금융 본문체 Light"/>
+          <w:b w:val="0"/>
+          <w:color w:val="C03030"/>
+          <w:sz w:val="18"/>
+        </w:rPr>
+        <w:t>&lt;확인 요망: 임금피크제 운영 근거가 「선임직원 운영지침」인지 확인 — 현행 '별도로 정할 수 있다'의 착지 명시&gt;</w:t>
       </w:r>
     </w:p>
     <w:p>
@@ -1710,7 +1890,16 @@
           <w:b w:val="0"/>
           <w:sz w:val="22"/>
         </w:rPr>
-        <w:t>6. 신체의 장애 또는 정신질환으로 인하여 계속 근무가 불가능하다고 인정되었을 때</w:t>
+        <w:t xml:space="preserve">6. 신체의 장애 또는 정신질환으로 인하여 계속 근무가 불가능하다고 인정되었을 때 </w:t>
+      </w:r>
+      <w:r>
+        <w:rPr>
+          <w:rFonts w:ascii="KB금융 본문체 Light" w:hAnsi="KB금융 본문체 Light" w:eastAsia="KB금융 본문체 Light"/>
+          <w:b w:val="0"/>
+          <w:color w:val="C03030"/>
+          <w:sz w:val="18"/>
+        </w:rPr>
+        <w:t>&lt;검토 의견 3: 별지 참조&gt;</w:t>
       </w:r>
     </w:p>
     <w:p>
@@ -1780,7 +1969,16 @@
           <w:b w:val="0"/>
           <w:sz w:val="22"/>
         </w:rPr>
-        <w:t>11. 회사 형편에 따를 때</w:t>
+        <w:t xml:space="preserve">11. 회사 형편에 따를 때 </w:t>
+      </w:r>
+      <w:r>
+        <w:rPr>
+          <w:rFonts w:ascii="KB금융 본문체 Light" w:hAnsi="KB금융 본문체 Light" w:eastAsia="KB금융 본문체 Light"/>
+          <w:b w:val="0"/>
+          <w:color w:val="C03030"/>
+          <w:sz w:val="18"/>
+        </w:rPr>
+        <w:t>&lt;검토 의견 2: 『근로기준법』 제24조 정합 — 법무 검토 권고, 별지 참조&gt;</w:t>
       </w:r>
     </w:p>
     <w:p>
@@ -1950,7 +2148,16 @@
           <w:b w:val="0"/>
           <w:sz w:val="22"/>
         </w:rPr>
-        <w:t xml:space="preserve"> ① 부실점장은 소속직원에 대하여 직군, 직급, 직무별로 업무량이 균등하게 사무분담을 명하고, 사무분담 내용을 사무분담명령부에 기록하여야 한다.</w:t>
+        <w:t xml:space="preserve"> ① 부실점장은 소속직원에 대하여 직급, 직무별로 업무량이 균등하게 사무분담을 명하고, 사무분담 내용을 사무분담명령부에 기록하여야 한다. </w:t>
+      </w:r>
+      <w:r>
+        <w:rPr>
+          <w:rFonts w:ascii="KB금융 본문체 Light" w:hAnsi="KB금융 본문체 Light" w:eastAsia="KB금융 본문체 Light"/>
+          <w:b w:val="0"/>
+          <w:color w:val="C03030"/>
+          <w:sz w:val="18"/>
+        </w:rPr>
+        <w:t>&lt;확인 요망: 현행 '직군, 직급, 직무별' 중 '직군'은 전 사규에 구분 제도가 없어(사문화) 삭제 제안 — 직군 제도 실존 여부 확인&gt;</w:t>
       </w:r>
     </w:p>
     <w:p>
@@ -2203,7 +2410,7 @@
           <w:b w:val="0"/>
           <w:sz w:val="22"/>
         </w:rPr>
-        <w:t xml:space="preserve"> ① 포상 또는 징계는 인사심의회의 심의를 거쳐 대표이사가 결정한다. 다만, 포상의 경우 따로 정하는 경우에는 인사심의회의 심의를 생략할 수 있다.</w:t>
+        <w:t xml:space="preserve"> ① 포상 또는 징계는 인사심의회의 심의를 거쳐 대표이사가 결정한다. 다만, 포상의 경우 「인사규정 시행지침」에서 따로 정하는 경우에는 인사심의회의 심의를 생략할 수 있다.</w:t>
       </w:r>
     </w:p>
     <w:p>
